--- a/docs/research/AfterSight_Final_Research_Paper.docx
+++ b/docs/research/AfterSight_Final_Research_Paper.docx
@@ -6248,7 +6248,7 @@
         <w:jc w:val="both"/>
       </w:pPr>
       <w:r>
-        <w:t>The models also differ in cost and explanation. On our hardware, test inference took 19.7 ms per 1,000 buildings for KNN, which compares each query with all 49,929 training buildings, versus 0.27 ms for the DT (single measurements). In the AfterSight application a KNN prediction is explained by its nearest labelled training buildings and a DT prediction by its root-to-leaf path in raw feature units.</w:t>
+        <w:t>The models also differ in cost and explanation. On our hardware, test inference took 19.7 ms per 1,000 buildings for KNN, which compares each query with all 49,929 training buildings, versus 0.27 ms for the DT (single measurements). The AfterSight application explains a KNN prediction by its nearest labelled training buildings. The DT root-to-leaf paths in raw feature units are reported in this study from the saved research models and shown in the application's Model Arena tree view, but the DT is not served for live predictions.</w:t>
       </w:r>
     </w:p>
     <w:p>

--- a/docs/research/AfterSight_Final_Research_Paper.docx
+++ b/docs/research/AfterSight_Final_Research_Paper.docx
@@ -4428,7 +4428,7 @@
         <w:rPr>
           <w:sz w:val="14"/>
         </w:rPr>
-        <w:t>For context only, other models trained in the same pipeline score (within/cross macro-F1): logistic regression 0.527/0.290, random forest 0.546/0.291, one-feature threshold rule 0.383/0.193.</w:t>
+        <w:t>For context only, other models score (within/cross macro-F1): logistic regression 0.527/0.290 (saved results from an earlier version of the pipeline that included logistic regression; it is not trained by the current pipeline), random forest 0.546/0.291, one-feature threshold rule 0.383/0.193.</w:t>
       </w:r>
     </w:p>
     <w:p>
@@ -6248,7 +6248,7 @@
         <w:jc w:val="both"/>
       </w:pPr>
       <w:r>
-        <w:t>The models also differ in cost and explanation. On our hardware, test inference took 19.7 ms per 1,000 buildings for KNN, which compares each query with all 49,929 training buildings, versus 0.27 ms for the DT (single measurements). The AfterSight application explains a KNN prediction by its nearest labelled training buildings. The DT root-to-leaf paths in raw feature units are reported in this study from the saved research models and shown in the application's Model Arena tree view, but the DT is not served for live predictions.</w:t>
+        <w:t>The models also differ in cost and explanation. On our hardware, test inference took 19.7 ms per 1,000 buildings for KNN, which compares each query with all 49,929 training buildings, versus 0.27 ms for the DT (single measurements). The AfterSight application serves both models: it explains a KNN prediction by its nearest labelled training buildings and a DT prediction by its root-to-leaf path in raw feature units, shown in the application's Case File.</w:t>
       </w:r>
     </w:p>
     <w:p>
